--- a/Assignment Module 4 - Building your Repository Chpt12 - Jack Williams.docx
+++ b/Assignment Module 4 - Building your Repository Chpt12 - Jack Williams.docx
@@ -2,7 +2,261 @@
 <file path=word/document.xml><?xml version="1.0" encoding="utf-8"?>
 <w:document xmlns:wpc="http://schemas.microsoft.com/office/word/2010/wordprocessingCanvas" xmlns:cx="http://schemas.microsoft.com/office/drawing/2014/chartex" xmlns:cx1="http://schemas.microsoft.com/office/drawing/2015/9/8/chartex" xmlns:cx2="http://schemas.microsoft.com/office/drawing/2015/10/21/chartex" xmlns:cx3="http://schemas.microsoft.com/office/drawing/2016/5/9/chartex" xmlns:cx4="http://schemas.microsoft.com/office/drawing/2016/5/10/chartex" xmlns:cx5="http://schemas.microsoft.com/office/drawing/2016/5/11/chartex" xmlns:cx6="http://schemas.microsoft.com/office/drawing/2016/5/12/chartex" xmlns:cx7="http://schemas.microsoft.com/office/drawing/2016/5/13/chartex" xmlns:cx8="http://schemas.microsoft.com/office/drawing/2016/5/14/chartex" xmlns:mc="http://schemas.openxmlformats.org/markup-compatibility/2006" xmlns:m="http://schemas.openxmlformats.org/officeDocument/2006/math" xmlns:aink="http://schemas.microsoft.com/office/drawing/2016/ink" xmlns:am3d="http://schemas.microsoft.com/office/drawing/2017/model3d" xmlns:oel="http://schemas.microsoft.com/office/2019/extlst" xmlns:r="http://schemas.openxmlformats.org/officeDocument/2006/relationships" xmlns:wp14="http://schemas.microsoft.com/office/word/2010/wordprocessingDrawing" xmlns:wp="http://schemas.openxmlformats.org/drawingml/2006/wordprocessingDrawing" xmlns:wpg="http://schemas.microsoft.com/office/word/2010/wordprocessingGroup" xmlns:wpi="http://schemas.microsoft.com/office/word/2010/wordprocessingInk" xmlns:wps="http://schemas.microsoft.com/office/word/2010/wordprocessingShape" xmlns:o="urn:schemas-microsoft-com:office:office" xmlns:v="urn:schemas-microsoft-com:vml" xmlns:w10="urn:schemas-microsoft-com:office:word" xmlns:w="http://schemas.openxmlformats.org/wordprocessingml/2006/main" xmlns:w14="http://schemas.microsoft.com/office/word/2010/wordml" xmlns:w15="http://schemas.microsoft.com/office/word/2012/wordml" xmlns:w16cex="http://schemas.microsoft.com/office/word/2018/wordml/cex" xmlns:w16cid="http://schemas.microsoft.com/office/word/2016/wordml/cid" xmlns:w16="http://schemas.microsoft.com/office/word/2018/wordml" xmlns:w16sdtdh="http://schemas.microsoft.com/office/word/2020/wordml/sdtdatahash" xmlns:w16sdtfl="http://schemas.microsoft.com/office/word/2024/wordml/sdtformatlock" xmlns:w16se="http://schemas.microsoft.com/office/word/2015/wordml/symex" xmlns:w16du="http://schemas.microsoft.com/office/word/2023/wordml/word16du" xmlns:wne="http://schemas.microsoft.com/office/word/2006/wordml" mc:Ignorable="w14 w15 w16se w16cid w16 w16cex w16sdtdh w16sdtfl w16du wp14">
   <w:body>
-    <w:p/>
+    <w:p>
+      <w:r>
+        <w:drawing>
+          <wp:inline distT="0" distB="0" distL="0" distR="0" wp14:anchorId="4B286528" wp14:editId="3BD2C648">
+            <wp:extent cx="3337763" cy="564356"/>
+            <wp:effectExtent l="0" t="0" r="2540" b="0"/>
+            <wp:docPr id="1070289753" name="Picture 1"/>
+            <wp:cNvGraphicFramePr>
+              <a:graphicFrameLocks xmlns:a="http://schemas.openxmlformats.org/drawingml/2006/main" noChangeAspect="1"/>
+            </wp:cNvGraphicFramePr>
+            <a:graphic xmlns:a="http://schemas.openxmlformats.org/drawingml/2006/main">
+              <a:graphicData uri="http://schemas.openxmlformats.org/drawingml/2006/picture">
+                <pic:pic xmlns:pic="http://schemas.openxmlformats.org/drawingml/2006/picture">
+                  <pic:nvPicPr>
+                    <pic:cNvPr id="1070289753" name=""/>
+                    <pic:cNvPicPr/>
+                  </pic:nvPicPr>
+                  <pic:blipFill>
+                    <a:blip r:embed="rId4"/>
+                    <a:stretch>
+                      <a:fillRect/>
+                    </a:stretch>
+                  </pic:blipFill>
+                  <pic:spPr>
+                    <a:xfrm>
+                      <a:off x="0" y="0"/>
+                      <a:ext cx="3356959" cy="567602"/>
+                    </a:xfrm>
+                    <a:prstGeom prst="rect">
+                      <a:avLst/>
+                    </a:prstGeom>
+                  </pic:spPr>
+                </pic:pic>
+              </a:graphicData>
+            </a:graphic>
+          </wp:inline>
+        </w:drawing>
+      </w:r>
+    </w:p>
+    <w:p>
+      <w:r>
+        <w:t>Create pull request</w:t>
+      </w:r>
+    </w:p>
+    <w:p>
+      <w:r>
+        <w:drawing>
+          <wp:inline distT="0" distB="0" distL="0" distR="0" wp14:anchorId="6F5A3C1D" wp14:editId="73C1178C">
+            <wp:extent cx="3124200" cy="2159000"/>
+            <wp:effectExtent l="0" t="0" r="0" b="0"/>
+            <wp:docPr id="1449321197" name="Picture 1"/>
+            <wp:cNvGraphicFramePr>
+              <a:graphicFrameLocks xmlns:a="http://schemas.openxmlformats.org/drawingml/2006/main" noChangeAspect="1"/>
+            </wp:cNvGraphicFramePr>
+            <a:graphic xmlns:a="http://schemas.openxmlformats.org/drawingml/2006/main">
+              <a:graphicData uri="http://schemas.openxmlformats.org/drawingml/2006/picture">
+                <pic:pic xmlns:pic="http://schemas.openxmlformats.org/drawingml/2006/picture">
+                  <pic:nvPicPr>
+                    <pic:cNvPr id="1449321197" name=""/>
+                    <pic:cNvPicPr/>
+                  </pic:nvPicPr>
+                  <pic:blipFill>
+                    <a:blip r:embed="rId5"/>
+                    <a:stretch>
+                      <a:fillRect/>
+                    </a:stretch>
+                  </pic:blipFill>
+                  <pic:spPr>
+                    <a:xfrm>
+                      <a:off x="0" y="0"/>
+                      <a:ext cx="3124200" cy="2159000"/>
+                    </a:xfrm>
+                    <a:prstGeom prst="rect">
+                      <a:avLst/>
+                    </a:prstGeom>
+                  </pic:spPr>
+                </pic:pic>
+              </a:graphicData>
+            </a:graphic>
+          </wp:inline>
+        </w:drawing>
+      </w:r>
+    </w:p>
+    <w:p>
+      <w:r>
+        <w:drawing>
+          <wp:inline distT="0" distB="0" distL="0" distR="0" wp14:anchorId="49F8974F" wp14:editId="5F64ED79">
+            <wp:extent cx="5943600" cy="2874010"/>
+            <wp:effectExtent l="0" t="0" r="0" b="0"/>
+            <wp:docPr id="1647181565" name="Picture 1"/>
+            <wp:cNvGraphicFramePr>
+              <a:graphicFrameLocks xmlns:a="http://schemas.openxmlformats.org/drawingml/2006/main" noChangeAspect="1"/>
+            </wp:cNvGraphicFramePr>
+            <a:graphic xmlns:a="http://schemas.openxmlformats.org/drawingml/2006/main">
+              <a:graphicData uri="http://schemas.openxmlformats.org/drawingml/2006/picture">
+                <pic:pic xmlns:pic="http://schemas.openxmlformats.org/drawingml/2006/picture">
+                  <pic:nvPicPr>
+                    <pic:cNvPr id="1647181565" name=""/>
+                    <pic:cNvPicPr/>
+                  </pic:nvPicPr>
+                  <pic:blipFill>
+                    <a:blip r:embed="rId6"/>
+                    <a:stretch>
+                      <a:fillRect/>
+                    </a:stretch>
+                  </pic:blipFill>
+                  <pic:spPr>
+                    <a:xfrm>
+                      <a:off x="0" y="0"/>
+                      <a:ext cx="5943600" cy="2874010"/>
+                    </a:xfrm>
+                    <a:prstGeom prst="rect">
+                      <a:avLst/>
+                    </a:prstGeom>
+                  </pic:spPr>
+                </pic:pic>
+              </a:graphicData>
+            </a:graphic>
+          </wp:inline>
+        </w:drawing>
+      </w:r>
+    </w:p>
+    <w:p>
+      <w:r>
+        <w:t>Leave review comment</w:t>
+      </w:r>
+    </w:p>
+    <w:p>
+      <w:r>
+        <w:lastRenderedPageBreak/>
+        <w:drawing>
+          <wp:inline distT="0" distB="0" distL="0" distR="0" wp14:anchorId="70FF79CB" wp14:editId="13F0448E">
+            <wp:extent cx="5575300" cy="2400300"/>
+            <wp:effectExtent l="0" t="0" r="0" b="0"/>
+            <wp:docPr id="2092563450" name="Picture 1"/>
+            <wp:cNvGraphicFramePr>
+              <a:graphicFrameLocks xmlns:a="http://schemas.openxmlformats.org/drawingml/2006/main" noChangeAspect="1"/>
+            </wp:cNvGraphicFramePr>
+            <a:graphic xmlns:a="http://schemas.openxmlformats.org/drawingml/2006/main">
+              <a:graphicData uri="http://schemas.openxmlformats.org/drawingml/2006/picture">
+                <pic:pic xmlns:pic="http://schemas.openxmlformats.org/drawingml/2006/picture">
+                  <pic:nvPicPr>
+                    <pic:cNvPr id="2092563450" name=""/>
+                    <pic:cNvPicPr/>
+                  </pic:nvPicPr>
+                  <pic:blipFill>
+                    <a:blip r:embed="rId7"/>
+                    <a:stretch>
+                      <a:fillRect/>
+                    </a:stretch>
+                  </pic:blipFill>
+                  <pic:spPr>
+                    <a:xfrm>
+                      <a:off x="0" y="0"/>
+                      <a:ext cx="5575300" cy="2400300"/>
+                    </a:xfrm>
+                    <a:prstGeom prst="rect">
+                      <a:avLst/>
+                    </a:prstGeom>
+                  </pic:spPr>
+                </pic:pic>
+              </a:graphicData>
+            </a:graphic>
+          </wp:inline>
+        </w:drawing>
+      </w:r>
+    </w:p>
+    <w:p>
+      <w:r>
+        <w:t>Update pull request</w:t>
+      </w:r>
+    </w:p>
+    <w:p>
+      <w:r>
+        <w:drawing>
+          <wp:inline distT="0" distB="0" distL="0" distR="0" wp14:anchorId="64735000" wp14:editId="36D0F3BB">
+            <wp:extent cx="5511800" cy="1231900"/>
+            <wp:effectExtent l="0" t="0" r="0" b="0"/>
+            <wp:docPr id="1077792821" name="Picture 1"/>
+            <wp:cNvGraphicFramePr>
+              <a:graphicFrameLocks xmlns:a="http://schemas.openxmlformats.org/drawingml/2006/main" noChangeAspect="1"/>
+            </wp:cNvGraphicFramePr>
+            <a:graphic xmlns:a="http://schemas.openxmlformats.org/drawingml/2006/main">
+              <a:graphicData uri="http://schemas.openxmlformats.org/drawingml/2006/picture">
+                <pic:pic xmlns:pic="http://schemas.openxmlformats.org/drawingml/2006/picture">
+                  <pic:nvPicPr>
+                    <pic:cNvPr id="1077792821" name=""/>
+                    <pic:cNvPicPr/>
+                  </pic:nvPicPr>
+                  <pic:blipFill>
+                    <a:blip r:embed="rId8"/>
+                    <a:stretch>
+                      <a:fillRect/>
+                    </a:stretch>
+                  </pic:blipFill>
+                  <pic:spPr>
+                    <a:xfrm>
+                      <a:off x="0" y="0"/>
+                      <a:ext cx="5511800" cy="1231900"/>
+                    </a:xfrm>
+                    <a:prstGeom prst="rect">
+                      <a:avLst/>
+                    </a:prstGeom>
+                  </pic:spPr>
+                </pic:pic>
+              </a:graphicData>
+            </a:graphic>
+          </wp:inline>
+        </w:drawing>
+      </w:r>
+    </w:p>
+    <w:p>
+      <w:r>
+        <w:t>Merge master</w:t>
+      </w:r>
+    </w:p>
+    <w:p>
+      <w:r>
+        <w:drawing>
+          <wp:inline distT="0" distB="0" distL="0" distR="0" wp14:anchorId="4448C1D8" wp14:editId="364152B0">
+            <wp:extent cx="2540000" cy="685800"/>
+            <wp:effectExtent l="0" t="0" r="0" b="0"/>
+            <wp:docPr id="1417265609" name="Picture 1"/>
+            <wp:cNvGraphicFramePr>
+              <a:graphicFrameLocks xmlns:a="http://schemas.openxmlformats.org/drawingml/2006/main" noChangeAspect="1"/>
+            </wp:cNvGraphicFramePr>
+            <a:graphic xmlns:a="http://schemas.openxmlformats.org/drawingml/2006/main">
+              <a:graphicData uri="http://schemas.openxmlformats.org/drawingml/2006/picture">
+                <pic:pic xmlns:pic="http://schemas.openxmlformats.org/drawingml/2006/picture">
+                  <pic:nvPicPr>
+                    <pic:cNvPr id="1417265609" name=""/>
+                    <pic:cNvPicPr/>
+                  </pic:nvPicPr>
+                  <pic:blipFill>
+                    <a:blip r:embed="rId9"/>
+                    <a:stretch>
+                      <a:fillRect/>
+                    </a:stretch>
+                  </pic:blipFill>
+                  <pic:spPr>
+                    <a:xfrm>
+                      <a:off x="0" y="0"/>
+                      <a:ext cx="2540000" cy="685800"/>
+                    </a:xfrm>
+                    <a:prstGeom prst="rect">
+                      <a:avLst/>
+                    </a:prstGeom>
+                  </pic:spPr>
+                </pic:pic>
+              </a:graphicData>
+            </a:graphic>
+          </wp:inline>
+        </w:drawing>
+      </w:r>
+    </w:p>
     <w:sectPr>
       <w:pgSz w:w="12240" w:h="15840"/>
       <w:pgMar w:top="1440" w:right="1440" w:bottom="1440" w:left="1440" w:header="720" w:footer="720" w:gutter="0"/>
